--- a/outputs/reports/buyer-email.docx
+++ b/outputs/reports/buyer-email.docx
@@ -162,14 +162,29 @@
           <w:b/>
           <w:sz w:val="22"/>
         </w:rPr>
-        <w:t>83% of the non-plugged genuine-new-drill wells within ten miles (241 of 291) are marginal or end-of-life</w:t>
+        <w:t>83% of the 291 non-plugged wellbores within ten miles (241) are marginal or end-of-life</w:t>
       </w:r>
       <w:r>
         <w:rPr>
           <w:rFonts w:ascii="Calibri" w:hAnsi="Calibri"/>
           <w:sz w:val="22"/>
         </w:rPr>
-        <w:t>. The 50 still producing above that threshold are all decades-old completions — comprising ~15 legacy deep-gas wells (mostly 1965–1978 spud, ≈17,000–22,800 ft), a cluster of ~31 low-rate vertical conventional oil wells at ≈3,150–3,440 ft on a unitized stripper-grade pumping lease (spud 1986–2012), 3 truly shallow (&lt;3,000 ft) oil wells at 2,824–2,945 ft (spud 2004–2011), and the single 2020 deep-horizontal new-drill at 9.37 mi noted above. A pumping wellhead or low-rate gas well on a decades-old completion is not a drilling rig or a hydraulic-fracturing spread. There is accordingly no active drilling or hydraulic-fracturing operation at or near the site.</w:t>
+        <w:t xml:space="preserve">. To be clear: these 241 are </w:t>
+      </w:r>
+      <w:r>
+        <w:rPr>
+          <w:rFonts w:ascii="Calibri" w:hAnsi="Calibri"/>
+          <w:b/>
+          <w:sz w:val="22"/>
+        </w:rPr>
+        <w:t>not new drilling</w:t>
+      </w:r>
+      <w:r>
+        <w:rPr>
+          <w:rFonts w:ascii="Calibri" w:hAnsi="Calibri"/>
+          <w:sz w:val="22"/>
+        </w:rPr>
+        <w:t xml:space="preserve"> — they are decades-old completions (mostly 1980s-vintage) that have naturally depleted over thirty to fifty years of production. The 50 wellbores still producing above that threshold are also all decades-old completions — comprising ~15 legacy deep-gas wells (mostly 1965–1978 spud, ≈17,000–22,800 ft), a cluster of ~31 low-rate vertical conventional oil wells at ≈3,150–3,440 ft on a unitized stripper-grade pumping lease (spud 1986–2012), 3 truly shallow (&lt;3,000 ft) oil wells at 2,824–2,945 ft (spud 2004–2011), and the single 2020 deep-horizontal new-drill at 9.37 mi noted above. A pumping wellhead or low-rate gas well on a decades-old completion is not a drilling rig or a hydraulic-fracturing spread. There is accordingly no active drilling or hydraulic-fracturing operation at or near the site.</w:t>
       </w:r>
     </w:p>
     <w:p>
